--- a/fuentes/72310013_CF02_DU.docx
+++ b/fuentes/72310013_CF02_DU.docx
@@ -1,6 +1,6 @@
 
 <file path=word/document.xml><?xml version="1.0" encoding="utf-8"?>
-<w:document xmlns:wpc="http://schemas.microsoft.com/office/word/2010/wordprocessingCanvas" xmlns:cx="http://schemas.microsoft.com/office/drawing/2014/chartex" xmlns:cx1="http://schemas.microsoft.com/office/drawing/2015/9/8/chartex" xmlns:cx2="http://schemas.microsoft.com/office/drawing/2015/10/21/chartex" xmlns:cx3="http://schemas.microsoft.com/office/drawing/2016/5/9/chartex" xmlns:cx4="http://schemas.microsoft.com/office/drawing/2016/5/10/chartex" xmlns:cx5="http://schemas.microsoft.com/office/drawing/2016/5/11/chartex" xmlns:cx6="http://schemas.microsoft.com/office/drawing/2016/5/12/chartex" xmlns:cx7="http://schemas.microsoft.com/office/drawing/2016/5/13/chartex" xmlns:cx8="http://schemas.microsoft.com/office/drawing/2016/5/14/chartex" xmlns:mc="http://schemas.openxmlformats.org/markup-compatibility/2006" xmlns:aink="http://schemas.microsoft.com/office/drawing/2016/ink" xmlns:am3d="http://schemas.microsoft.com/office/drawing/2017/model3d" xmlns:o="urn:schemas-microsoft-com:office:office" xmlns:r="http://schemas.openxmlformats.org/officeDocument/2006/relationships" xmlns:m="http://schemas.openxmlformats.org/officeDocument/2006/math" xmlns:v="urn:schemas-microsoft-com:vml" xmlns:wp14="http://schemas.microsoft.com/office/word/2010/wordprocessingDrawing" xmlns:wp="http://schemas.openxmlformats.org/drawingml/2006/wordprocessingDrawing" xmlns:w10="urn:schemas-microsoft-com:office:word" xmlns:w="http://schemas.openxmlformats.org/wordprocessingml/2006/main" xmlns:w14="http://schemas.microsoft.com/office/word/2010/wordml" xmlns:w15="http://schemas.microsoft.com/office/word/2012/wordml" xmlns:w16cex="http://schemas.microsoft.com/office/word/2018/wordml/cex" xmlns:w16cid="http://schemas.microsoft.com/office/word/2016/wordml/cid" xmlns:w16="http://schemas.microsoft.com/office/word/2018/wordml" xmlns:w16sdtdh="http://schemas.microsoft.com/office/word/2020/wordml/sdtdatahash" xmlns:w16se="http://schemas.microsoft.com/office/word/2015/wordml/symex" xmlns:wpg="http://schemas.microsoft.com/office/word/2010/wordprocessingGroup" xmlns:wpi="http://schemas.microsoft.com/office/word/2010/wordprocessingInk" xmlns:wne="http://schemas.microsoft.com/office/word/2006/wordml" xmlns:wps="http://schemas.microsoft.com/office/word/2010/wordprocessingShape" mc:Ignorable="w14 w15 w16se w16cid w16 w16cex w16sdtdh wp14">
+<w:document xmlns:wpc="http://schemas.microsoft.com/office/word/2010/wordprocessingCanvas" xmlns:cx="http://schemas.microsoft.com/office/drawing/2014/chartex" xmlns:cx1="http://schemas.microsoft.com/office/drawing/2015/9/8/chartex" xmlns:cx2="http://schemas.microsoft.com/office/drawing/2015/10/21/chartex" xmlns:cx3="http://schemas.microsoft.com/office/drawing/2016/5/9/chartex" xmlns:cx4="http://schemas.microsoft.com/office/drawing/2016/5/10/chartex" xmlns:cx5="http://schemas.microsoft.com/office/drawing/2016/5/11/chartex" xmlns:cx6="http://schemas.microsoft.com/office/drawing/2016/5/12/chartex" xmlns:cx7="http://schemas.microsoft.com/office/drawing/2016/5/13/chartex" xmlns:cx8="http://schemas.microsoft.com/office/drawing/2016/5/14/chartex" xmlns:mc="http://schemas.openxmlformats.org/markup-compatibility/2006" xmlns:m="http://schemas.openxmlformats.org/officeDocument/2006/math" xmlns:aink="http://schemas.microsoft.com/office/drawing/2016/ink" xmlns:am3d="http://schemas.microsoft.com/office/drawing/2017/model3d" xmlns:oel="http://schemas.microsoft.com/office/2019/extlst" xmlns:r="http://schemas.openxmlformats.org/officeDocument/2006/relationships" xmlns:wp14="http://schemas.microsoft.com/office/word/2010/wordprocessingDrawing" xmlns:wp="http://schemas.openxmlformats.org/drawingml/2006/wordprocessingDrawing" xmlns:wpg="http://schemas.microsoft.com/office/word/2010/wordprocessingGroup" xmlns:wpi="http://schemas.microsoft.com/office/word/2010/wordprocessingInk" xmlns:wps="http://schemas.microsoft.com/office/word/2010/wordprocessingShape" xmlns:o="urn:schemas-microsoft-com:office:office" xmlns:v="urn:schemas-microsoft-com:vml" xmlns:w10="urn:schemas-microsoft-com:office:word" xmlns:w="http://schemas.openxmlformats.org/wordprocessingml/2006/main" xmlns:w14="http://schemas.microsoft.com/office/word/2010/wordml" xmlns:w15="http://schemas.microsoft.com/office/word/2012/wordml" xmlns:w16cex="http://schemas.microsoft.com/office/word/2018/wordml/cex" xmlns:w16cid="http://schemas.microsoft.com/office/word/2016/wordml/cid" xmlns:w16="http://schemas.microsoft.com/office/word/2018/wordml" xmlns:w16sdtdh="http://schemas.microsoft.com/office/word/2020/wordml/sdtdatahash" xmlns:w16sdtfl="http://schemas.microsoft.com/office/word/2024/wordml/sdtformatlock" xmlns:w16se="http://schemas.microsoft.com/office/word/2015/wordml/symex" xmlns:w16du="http://schemas.microsoft.com/office/word/2023/wordml/word16du" xmlns:wne="http://schemas.microsoft.com/office/word/2006/wordml" mc:Ignorable="w14 w15 w16se w16cid w16 w16cex w16sdtdh w16sdtfl w16du wp14">
   <w:body>
     <w:p>
       <w:pPr>
@@ -371,7 +371,7 @@
               </wp:anchor>
             </w:drawing>
           </mc:Choice>
-          <mc:Fallback xmlns:a="http://schemas.openxmlformats.org/drawingml/2006/main" xmlns:adec="http://schemas.microsoft.com/office/drawing/2017/decorative" xmlns:pic="http://schemas.openxmlformats.org/drawingml/2006/picture" xmlns:a14="http://schemas.microsoft.com/office/drawing/2010/main" xmlns:asvg="http://schemas.microsoft.com/office/drawing/2016/SVG/main" xmlns:w16sdtfl="http://schemas.microsoft.com/office/word/2024/wordml/sdtformatlock" xmlns:w16du="http://schemas.microsoft.com/office/word/2023/wordml/word16du" xmlns:oel="http://schemas.microsoft.com/office/2019/extlst">
+          <mc:Fallback xmlns:asvg="http://schemas.microsoft.com/office/drawing/2016/SVG/main" xmlns:a14="http://schemas.microsoft.com/office/drawing/2010/main" xmlns:pic="http://schemas.openxmlformats.org/drawingml/2006/picture" xmlns:adec="http://schemas.microsoft.com/office/drawing/2017/decorative" xmlns:a="http://schemas.openxmlformats.org/drawingml/2006/main">
             <w:pict>
               <v:rect id="Rectángulo 3" style="position:absolute;margin-left:-55.95pt;margin-top:26.4pt;width:613.85pt;height:164.25pt;z-index:-251655168;visibility:visible;mso-wrap-style:square;mso-height-percent:0;mso-wrap-distance-left:9pt;mso-wrap-distance-top:0;mso-wrap-distance-right:9pt;mso-wrap-distance-bottom:0;mso-position-horizontal:absolute;mso-position-horizontal-relative:text;mso-position-vertical:absolute;mso-position-vertical-relative:text;mso-height-percent:0;mso-height-relative:margin;v-text-anchor:middle" alt="&quot;&quot;" o:spid="_x0000_s1026" fillcolor="#00314d" stroked="f" strokeweight="1pt" w14:anchorId="44ECBD1E" o:gfxdata="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"/>
             </w:pict>
@@ -558,7 +558,6 @@
           <w:docPartUnique/>
         </w:docPartObj>
       </w:sdtPr>
-      <w:sdtEndPr/>
       <w:sdtContent>
         <w:p>
           <w:pPr>
@@ -3815,15 +3814,7 @@
         <w:pStyle w:val="Ttulo5"/>
       </w:pPr>
       <w:r>
-        <w:t>Barrenador de raíces (</w:t>
-      </w:r>
-      <w:proofErr w:type="spellStart"/>
-      <w:r>
-        <w:t>Sagalassa</w:t>
-      </w:r>
-      <w:proofErr w:type="spellEnd"/>
-      <w:r>
-        <w:t xml:space="preserve"> valida)</w:t>
+        <w:t>Barrenador de raíces (Sagalassa valida)</w:t>
       </w:r>
     </w:p>
     <w:p>
@@ -3877,21 +3868,7 @@
         <w:rPr>
           <w:lang w:val="es-419" w:eastAsia="es-CO"/>
         </w:rPr>
-        <w:t xml:space="preserve"> tipo </w:t>
-      </w:r>
-      <w:proofErr w:type="spellStart"/>
-      <w:r>
-        <w:rPr>
-          <w:lang w:val="es-419" w:eastAsia="es-CO"/>
-        </w:rPr>
-        <w:t>obtecta</w:t>
-      </w:r>
-      <w:proofErr w:type="spellEnd"/>
-      <w:r>
-        <w:rPr>
-          <w:lang w:val="es-419" w:eastAsia="es-CO"/>
-        </w:rPr>
-        <w:t xml:space="preserve"> con los apéndices adheridos al cuerpo. Son marrón claro.</w:t>
+        <w:t xml:space="preserve"> tipo obtecta con los apéndices adheridos al cuerpo. Son marrón claro.</w:t>
       </w:r>
     </w:p>
     <w:p>
@@ -4019,31 +3996,13 @@
       <w:r>
         <w:t>Cucarrón torito (</w:t>
       </w:r>
-      <w:proofErr w:type="spellStart"/>
       <w:r>
         <w:rPr>
           <w:i/>
           <w:iCs/>
         </w:rPr>
-        <w:t>Strategus</w:t>
-      </w:r>
-      <w:proofErr w:type="spellEnd"/>
-      <w:r>
-        <w:rPr>
-          <w:i/>
-          <w:iCs/>
-        </w:rPr>
-        <w:t xml:space="preserve"> </w:t>
-      </w:r>
-      <w:proofErr w:type="spellStart"/>
-      <w:r>
-        <w:rPr>
-          <w:i/>
-          <w:iCs/>
-        </w:rPr>
-        <w:t>aloeus</w:t>
-      </w:r>
-      <w:proofErr w:type="spellEnd"/>
+        <w:t>Strategus aloeus</w:t>
+      </w:r>
       <w:r>
         <w:t>)</w:t>
       </w:r>
@@ -4345,31 +4304,13 @@
       <w:r>
         <w:t>Cucarrón o picudo negro (</w:t>
       </w:r>
-      <w:proofErr w:type="spellStart"/>
       <w:r>
         <w:rPr>
           <w:i/>
           <w:iCs/>
         </w:rPr>
-        <w:t>Rhynchophorus</w:t>
-      </w:r>
-      <w:proofErr w:type="spellEnd"/>
-      <w:r>
-        <w:rPr>
-          <w:i/>
-          <w:iCs/>
-        </w:rPr>
-        <w:t xml:space="preserve"> </w:t>
-      </w:r>
-      <w:proofErr w:type="spellStart"/>
-      <w:r>
-        <w:rPr>
-          <w:i/>
-          <w:iCs/>
-        </w:rPr>
-        <w:t>palmarum</w:t>
-      </w:r>
-      <w:proofErr w:type="spellEnd"/>
+        <w:t>Rhynchophorus palmarum</w:t>
+      </w:r>
       <w:r>
         <w:t>)</w:t>
       </w:r>
@@ -4710,31 +4651,13 @@
       <w:r>
         <w:t>Gusano de la palma (</w:t>
       </w:r>
-      <w:proofErr w:type="spellStart"/>
       <w:r>
         <w:rPr>
           <w:i/>
           <w:iCs/>
         </w:rPr>
-        <w:t>Brassolis</w:t>
-      </w:r>
-      <w:proofErr w:type="spellEnd"/>
-      <w:r>
-        <w:rPr>
-          <w:i/>
-          <w:iCs/>
-        </w:rPr>
-        <w:t xml:space="preserve"> </w:t>
-      </w:r>
-      <w:proofErr w:type="spellStart"/>
-      <w:r>
-        <w:rPr>
-          <w:i/>
-          <w:iCs/>
-        </w:rPr>
-        <w:t>sophorae</w:t>
-      </w:r>
-      <w:proofErr w:type="spellEnd"/>
+        <w:t>Brassolis sophorae</w:t>
+      </w:r>
       <w:r>
         <w:t>)</w:t>
       </w:r>
@@ -4928,35 +4851,7 @@
         <w:rPr>
           <w:lang w:val="es-419" w:eastAsia="es-CO"/>
         </w:rPr>
-        <w:t xml:space="preserve">ontrol mediante recolección de nidos y pupas, uso del hongo </w:t>
-      </w:r>
-      <w:proofErr w:type="spellStart"/>
-      <w:r>
-        <w:rPr>
-          <w:lang w:val="es-419" w:eastAsia="es-CO"/>
-        </w:rPr>
-        <w:t>Beauveria</w:t>
-      </w:r>
-      <w:proofErr w:type="spellEnd"/>
-      <w:r>
-        <w:rPr>
-          <w:lang w:val="es-419" w:eastAsia="es-CO"/>
-        </w:rPr>
-        <w:t xml:space="preserve"> </w:t>
-      </w:r>
-      <w:proofErr w:type="spellStart"/>
-      <w:r>
-        <w:rPr>
-          <w:lang w:val="es-419" w:eastAsia="es-CO"/>
-        </w:rPr>
-        <w:t>bassiana</w:t>
-      </w:r>
-      <w:proofErr w:type="spellEnd"/>
-      <w:r>
-        <w:rPr>
-          <w:lang w:val="es-419" w:eastAsia="es-CO"/>
-        </w:rPr>
-        <w:t xml:space="preserve"> y aprovechamiento de enemigos naturales que parasitan huevos, larvas y pupas para reducir la población.</w:t>
+        <w:t>ontrol mediante recolección de nidos y pupas, uso del hongo Beauveria bassiana y aprovechamiento de enemigos naturales que parasitan huevos, larvas y pupas para reducir la población.</w:t>
       </w:r>
     </w:p>
     <w:p>
@@ -4975,37 +4870,12 @@
         <w:lastRenderedPageBreak/>
         <w:t>Gusano cabrito (</w:t>
       </w:r>
-      <w:proofErr w:type="spellStart"/>
       <w:r>
         <w:rPr>
           <w:i/>
           <w:iCs/>
         </w:rPr>
-        <w:t>Opsiphanes</w:t>
-      </w:r>
-      <w:proofErr w:type="spellEnd"/>
-      <w:r>
-        <w:rPr>
-          <w:i/>
-          <w:iCs/>
-        </w:rPr>
-        <w:t xml:space="preserve"> </w:t>
-      </w:r>
-      <w:proofErr w:type="spellStart"/>
-      <w:r>
-        <w:rPr>
-          <w:i/>
-          <w:iCs/>
-        </w:rPr>
-        <w:t>cassina</w:t>
-      </w:r>
-      <w:proofErr w:type="spellEnd"/>
-      <w:r>
-        <w:rPr>
-          <w:i/>
-          <w:iCs/>
-        </w:rPr>
-        <w:t>)</w:t>
+        <w:t>Opsiphanes cassina)</w:t>
       </w:r>
     </w:p>
     <w:p>
@@ -5119,21 +4989,7 @@
         <w:rPr>
           <w:lang w:val="es-419" w:eastAsia="es-CO"/>
         </w:rPr>
-        <w:t xml:space="preserve"> lepidóptero, de hábito diurno. La hembra </w:t>
-      </w:r>
-      <w:proofErr w:type="spellStart"/>
-      <w:r>
-        <w:rPr>
-          <w:lang w:val="es-419" w:eastAsia="es-CO"/>
-        </w:rPr>
-        <w:t>oviposita</w:t>
-      </w:r>
-      <w:proofErr w:type="spellEnd"/>
-      <w:r>
-        <w:rPr>
-          <w:lang w:val="es-419" w:eastAsia="es-CO"/>
-        </w:rPr>
-        <w:t xml:space="preserve"> individualmente o en pequeños grupos en el envés de los folíolos y cerca al raquis de las hojas; tiene una envergadura alar de 7,2 cm y el macho de 6 cm; las alas anteriores son de color café con una banda anaranjada en forma de “y”.</w:t>
+        <w:t xml:space="preserve"> lepidóptero, de hábito diurno. La hembra oviposita individualmente o en pequeños grupos en el envés de los folíolos y cerca al raquis de las hojas; tiene una envergadura alar de 7,2 cm y el macho de 6 cm; las alas anteriores son de color café con una banda anaranjada en forma de “y”.</w:t>
       </w:r>
     </w:p>
     <w:p>
@@ -5211,21 +5067,7 @@
         <w:rPr>
           <w:lang w:val="es-419" w:eastAsia="es-CO"/>
         </w:rPr>
-        <w:t xml:space="preserve">omentar enemigos naturales mediante plantas nectaríferas, usar trampas con material fermentado, realizar recolección manual de larvas y pupas, y aplicar </w:t>
-      </w:r>
-      <w:proofErr w:type="spellStart"/>
-      <w:r>
-        <w:rPr>
-          <w:lang w:val="es-419" w:eastAsia="es-CO"/>
-        </w:rPr>
-        <w:t>baculovirus</w:t>
-      </w:r>
-      <w:proofErr w:type="spellEnd"/>
-      <w:r>
-        <w:rPr>
-          <w:lang w:val="es-419" w:eastAsia="es-CO"/>
-        </w:rPr>
-        <w:t xml:space="preserve"> como control biológico.</w:t>
+        <w:t>omentar enemigos naturales mediante plantas nectaríferas, usar trampas con material fermentado, realizar recolección manual de larvas y pupas, y aplicar baculovirus como control biológico.</w:t>
       </w:r>
     </w:p>
     <w:p>
@@ -5244,31 +5086,13 @@
       <w:r>
         <w:t>Chinche de encaje (</w:t>
       </w:r>
-      <w:proofErr w:type="spellStart"/>
       <w:r>
         <w:rPr>
           <w:i/>
           <w:iCs/>
         </w:rPr>
-        <w:t>Leptopharsa</w:t>
-      </w:r>
-      <w:proofErr w:type="spellEnd"/>
-      <w:r>
-        <w:rPr>
-          <w:i/>
-          <w:iCs/>
-        </w:rPr>
-        <w:t xml:space="preserve"> </w:t>
-      </w:r>
-      <w:proofErr w:type="spellStart"/>
-      <w:r>
-        <w:rPr>
-          <w:i/>
-          <w:iCs/>
-        </w:rPr>
-        <w:t>gibbicarina</w:t>
-      </w:r>
-      <w:proofErr w:type="spellEnd"/>
+        <w:t>Leptopharsa gibbicarina</w:t>
+      </w:r>
       <w:r>
         <w:t>)</w:t>
       </w:r>
@@ -5343,21 +5167,7 @@
         <w:rPr>
           <w:lang w:val="es-419" w:eastAsia="es-CO"/>
         </w:rPr>
-        <w:t xml:space="preserve"> pueden medir 0,5 mm de largo y 0,2 mm de ancho, cuerpo cilíndrico, blanco translúcido. Al avanzar su desarrollo, las espinas que posee sobre su cuerpo se vuelven negras, gruesas y abundantes; sufren cinco instares </w:t>
-      </w:r>
-      <w:proofErr w:type="spellStart"/>
-      <w:r>
-        <w:rPr>
-          <w:lang w:val="es-419" w:eastAsia="es-CO"/>
-        </w:rPr>
-        <w:t>ninfales</w:t>
-      </w:r>
-      <w:proofErr w:type="spellEnd"/>
-      <w:r>
-        <w:rPr>
-          <w:lang w:val="es-419" w:eastAsia="es-CO"/>
-        </w:rPr>
-        <w:t>, y las del último instar pueden medir 1,8 mm de largo y 0,8 mm de ancho.</w:t>
+        <w:t xml:space="preserve"> pueden medir 0,5 mm de largo y 0,2 mm de ancho, cuerpo cilíndrico, blanco translúcido. Al avanzar su desarrollo, las espinas que posee sobre su cuerpo se vuelven negras, gruesas y abundantes; sufren cinco instares ninfales, y las del último instar pueden medir 1,8 mm de largo y 0,8 mm de ancho.</w:t>
       </w:r>
     </w:p>
     <w:p>
@@ -5384,21 +5194,7 @@
         <w:rPr>
           <w:lang w:val="es-419" w:eastAsia="es-CO"/>
         </w:rPr>
-        <w:t xml:space="preserve"> de la familia </w:t>
-      </w:r>
-      <w:proofErr w:type="spellStart"/>
-      <w:r>
-        <w:rPr>
-          <w:lang w:val="es-419" w:eastAsia="es-CO"/>
-        </w:rPr>
-        <w:t>Tingidae</w:t>
-      </w:r>
-      <w:proofErr w:type="spellEnd"/>
-      <w:r>
-        <w:rPr>
-          <w:lang w:val="es-419" w:eastAsia="es-CO"/>
-        </w:rPr>
-        <w:t>; mide de 2,5 a 2,9 mm de largo y 1,2 mm de ancho, antenas largas claviformes, son reticulados y transparentes; aparentan un encaje muy característico de la familia. Se ubican en el envés de los folíolos, donde pueden cumplir todo un ciclo; prefieren las áreas y niveles con menor incidencia de luz.</w:t>
+        <w:t xml:space="preserve"> de la familia Tingidae; mide de 2,5 a 2,9 mm de largo y 1,2 mm de ancho, antenas largas claviformes, son reticulados y transparentes; aparentan un encaje muy característico de la familia. Se ubican en el envés de los folíolos, donde pueden cumplir todo un ciclo; prefieren las áreas y niveles con menor incidencia de luz.</w:t>
       </w:r>
     </w:p>
     <w:p>
@@ -5437,21 +5233,7 @@
         <w:rPr>
           <w:lang w:val="es-419" w:eastAsia="es-CO"/>
         </w:rPr>
-        <w:t xml:space="preserve">l adulto pica el envés del folíolo para alimentarse, succionando el jugo celular del parénquima foliar, produciendo unos puntos cloróticos en el haz que ocasionan secamientos o </w:t>
-      </w:r>
-      <w:proofErr w:type="spellStart"/>
-      <w:r>
-        <w:rPr>
-          <w:lang w:val="es-419" w:eastAsia="es-CO"/>
-        </w:rPr>
-        <w:t>necrosamiento</w:t>
-      </w:r>
-      <w:proofErr w:type="spellEnd"/>
-      <w:r>
-        <w:rPr>
-          <w:lang w:val="es-419" w:eastAsia="es-CO"/>
-        </w:rPr>
-        <w:t xml:space="preserve"> del tejido.</w:t>
+        <w:t>l adulto pica el envés del folíolo para alimentarse, succionando el jugo celular del parénquima foliar, produciendo unos puntos cloróticos en el haz que ocasionan secamientos o necrosamiento del tejido.</w:t>
       </w:r>
     </w:p>
     <w:p>
@@ -5547,63 +5329,7 @@
         <w:rPr>
           <w:lang w:val="es-419" w:eastAsia="es-CO"/>
         </w:rPr>
-        <w:t xml:space="preserve"> nemátodo </w:t>
-      </w:r>
-      <w:proofErr w:type="spellStart"/>
-      <w:r>
-        <w:rPr>
-          <w:lang w:val="es-419" w:eastAsia="es-CO"/>
-        </w:rPr>
-        <w:t>Bursaphelenchus</w:t>
-      </w:r>
-      <w:proofErr w:type="spellEnd"/>
-      <w:r>
-        <w:rPr>
-          <w:lang w:val="es-419" w:eastAsia="es-CO"/>
-        </w:rPr>
-        <w:t xml:space="preserve"> </w:t>
-      </w:r>
-      <w:proofErr w:type="spellStart"/>
-      <w:r>
-        <w:rPr>
-          <w:lang w:val="es-419" w:eastAsia="es-CO"/>
-        </w:rPr>
-        <w:t>cocophilus</w:t>
-      </w:r>
-      <w:proofErr w:type="spellEnd"/>
-      <w:r>
-        <w:rPr>
-          <w:lang w:val="es-419" w:eastAsia="es-CO"/>
-        </w:rPr>
-        <w:t xml:space="preserve">, teniendo como agente vector al </w:t>
-      </w:r>
-      <w:proofErr w:type="spellStart"/>
-      <w:r>
-        <w:rPr>
-          <w:lang w:val="es-419" w:eastAsia="es-CO"/>
-        </w:rPr>
-        <w:t>Rhynchophorus</w:t>
-      </w:r>
-      <w:proofErr w:type="spellEnd"/>
-      <w:r>
-        <w:rPr>
-          <w:lang w:val="es-419" w:eastAsia="es-CO"/>
-        </w:rPr>
-        <w:t xml:space="preserve"> </w:t>
-      </w:r>
-      <w:proofErr w:type="spellStart"/>
-      <w:r>
-        <w:rPr>
-          <w:lang w:val="es-419" w:eastAsia="es-CO"/>
-        </w:rPr>
-        <w:t>palmarum</w:t>
-      </w:r>
-      <w:proofErr w:type="spellEnd"/>
-      <w:r>
-        <w:rPr>
-          <w:lang w:val="es-419" w:eastAsia="es-CO"/>
-        </w:rPr>
-        <w:t xml:space="preserve"> (coleóptero)</w:t>
+        <w:t xml:space="preserve"> nemátodo Bursaphelenchus cocophilus, teniendo como agente vector al Rhynchophorus palmarum (coleóptero)</w:t>
       </w:r>
       <w:r>
         <w:rPr>
@@ -5724,77 +5450,7 @@
         <w:rPr>
           <w:lang w:val="es-419" w:eastAsia="es-CO"/>
         </w:rPr>
-        <w:t xml:space="preserve"> protozoarios flagelados de la familia </w:t>
-      </w:r>
-      <w:proofErr w:type="spellStart"/>
-      <w:r>
-        <w:rPr>
-          <w:lang w:val="es-419" w:eastAsia="es-CO"/>
-        </w:rPr>
-        <w:t>Tripanosomatidae</w:t>
-      </w:r>
-      <w:proofErr w:type="spellEnd"/>
-      <w:r>
-        <w:rPr>
-          <w:lang w:val="es-419" w:eastAsia="es-CO"/>
-        </w:rPr>
-        <w:t xml:space="preserve">: </w:t>
-      </w:r>
-      <w:proofErr w:type="spellStart"/>
-      <w:r>
-        <w:rPr>
-          <w:lang w:val="es-419" w:eastAsia="es-CO"/>
-        </w:rPr>
-        <w:t>Phytomonas</w:t>
-      </w:r>
-      <w:proofErr w:type="spellEnd"/>
-      <w:r>
-        <w:rPr>
-          <w:lang w:val="es-419" w:eastAsia="es-CO"/>
-        </w:rPr>
-        <w:t xml:space="preserve"> </w:t>
-      </w:r>
-      <w:proofErr w:type="spellStart"/>
-      <w:r>
-        <w:rPr>
-          <w:lang w:val="es-419" w:eastAsia="es-CO"/>
-        </w:rPr>
-        <w:t>staheli</w:t>
-      </w:r>
-      <w:proofErr w:type="spellEnd"/>
-      <w:r>
-        <w:rPr>
-          <w:lang w:val="es-419" w:eastAsia="es-CO"/>
-        </w:rPr>
-        <w:t xml:space="preserve">, el vector es del género </w:t>
-      </w:r>
-      <w:proofErr w:type="spellStart"/>
-      <w:r>
-        <w:rPr>
-          <w:lang w:val="es-419" w:eastAsia="es-CO"/>
-        </w:rPr>
-        <w:t>Lincus</w:t>
-      </w:r>
-      <w:proofErr w:type="spellEnd"/>
-      <w:r>
-        <w:rPr>
-          <w:lang w:val="es-419" w:eastAsia="es-CO"/>
-        </w:rPr>
-        <w:t xml:space="preserve"> de la familia </w:t>
-      </w:r>
-      <w:proofErr w:type="spellStart"/>
-      <w:r>
-        <w:rPr>
-          <w:lang w:val="es-419" w:eastAsia="es-CO"/>
-        </w:rPr>
-        <w:t>Pentatomidae</w:t>
-      </w:r>
-      <w:proofErr w:type="spellEnd"/>
-      <w:r>
-        <w:rPr>
-          <w:lang w:val="es-419" w:eastAsia="es-CO"/>
-        </w:rPr>
-        <w:t xml:space="preserve"> (chinches).</w:t>
+        <w:t xml:space="preserve"> protozoarios flagelados de la familia Tripanosomatidae: Phytomonas staheli, el vector es del género Lincus de la familia Pentatomidae (chinches).</w:t>
       </w:r>
     </w:p>
     <w:p>
@@ -5907,58 +5563,8 @@
         <w:rPr>
           <w:lang w:val="es-419" w:eastAsia="es-CO"/>
         </w:rPr>
-        <w:t xml:space="preserve"> el agente causante de la ML es aún desconocido, sin embargo, se estima que el vector es el insecto chupador </w:t>
-      </w:r>
-      <w:proofErr w:type="spellStart"/>
-      <w:r>
-        <w:rPr>
-          <w:lang w:val="es-419" w:eastAsia="es-CO"/>
-        </w:rPr>
-        <w:t>Myndus</w:t>
-      </w:r>
-      <w:proofErr w:type="spellEnd"/>
-      <w:r>
-        <w:rPr>
-          <w:lang w:val="es-419" w:eastAsia="es-CO"/>
-        </w:rPr>
-        <w:t xml:space="preserve"> </w:t>
-      </w:r>
-      <w:proofErr w:type="spellStart"/>
-      <w:r>
-        <w:rPr>
-          <w:lang w:val="es-419" w:eastAsia="es-CO"/>
-        </w:rPr>
-        <w:t>crudus</w:t>
-      </w:r>
-      <w:proofErr w:type="spellEnd"/>
-      <w:r>
-        <w:rPr>
-          <w:lang w:val="es-419" w:eastAsia="es-CO"/>
-        </w:rPr>
-        <w:t xml:space="preserve"> o </w:t>
-      </w:r>
-      <w:proofErr w:type="spellStart"/>
-      <w:r>
-        <w:rPr>
-          <w:lang w:val="es-419" w:eastAsia="es-CO"/>
-        </w:rPr>
-        <w:t>Haplaxius</w:t>
-      </w:r>
-      <w:proofErr w:type="spellEnd"/>
-      <w:r>
-        <w:rPr>
-          <w:lang w:val="es-419" w:eastAsia="es-CO"/>
-        </w:rPr>
-        <w:t xml:space="preserve"> </w:t>
-      </w:r>
-      <w:proofErr w:type="spellStart"/>
-      <w:r>
-        <w:rPr>
-          <w:lang w:val="es-419" w:eastAsia="es-CO"/>
-        </w:rPr>
-        <w:t>crudus</w:t>
-      </w:r>
-      <w:proofErr w:type="spellEnd"/>
+        <w:t xml:space="preserve"> el agente causante de la ML es aún desconocido, sin embargo, se estima que el vector es el insecto chupador Myndus crudus o Haplaxius crudus</w:t>
+      </w:r>
       <w:r>
         <w:rPr>
           <w:i/>
@@ -6032,35 +5638,7 @@
         <w:rPr>
           <w:lang w:val="es-419" w:eastAsia="es-CO"/>
         </w:rPr>
-        <w:t xml:space="preserve"> realizar inspecciones sanitarias mensualmente, para la detección oportuna de los síntomas. Aplicar oportunamente fertilizantes, no retrasar podas, evitar estrés hídrico y uso de herbicidas tóxicos. Monitorear la presencia de </w:t>
-      </w:r>
-      <w:proofErr w:type="spellStart"/>
-      <w:r>
-        <w:rPr>
-          <w:lang w:val="es-419" w:eastAsia="es-CO"/>
-        </w:rPr>
-        <w:t>Haplaxius</w:t>
-      </w:r>
-      <w:proofErr w:type="spellEnd"/>
-      <w:r>
-        <w:rPr>
-          <w:lang w:val="es-419" w:eastAsia="es-CO"/>
-        </w:rPr>
-        <w:t xml:space="preserve"> </w:t>
-      </w:r>
-      <w:proofErr w:type="spellStart"/>
-      <w:r>
-        <w:rPr>
-          <w:lang w:val="es-419" w:eastAsia="es-CO"/>
-        </w:rPr>
-        <w:t>crudus</w:t>
-      </w:r>
-      <w:proofErr w:type="spellEnd"/>
-      <w:r>
-        <w:rPr>
-          <w:lang w:val="es-419" w:eastAsia="es-CO"/>
-        </w:rPr>
-        <w:t xml:space="preserve"> con el uso de trampas amarillas y en caso de detectar la enfermedad se debe aplicar insecticida con registro ICA.</w:t>
+        <w:t xml:space="preserve"> realizar inspecciones sanitarias mensualmente, para la detección oportuna de los síntomas. Aplicar oportunamente fertilizantes, no retrasar podas, evitar estrés hídrico y uso de herbicidas tóxicos. Monitorear la presencia de Haplaxius crudus con el uso de trampas amarillas y en caso de detectar la enfermedad se debe aplicar insecticida con registro ICA.</w:t>
       </w:r>
     </w:p>
     <w:p>
@@ -6095,35 +5673,7 @@
         <w:rPr>
           <w:lang w:val="es-419" w:eastAsia="es-CO"/>
         </w:rPr>
-        <w:t xml:space="preserve"> hongo patógeno </w:t>
-      </w:r>
-      <w:proofErr w:type="spellStart"/>
-      <w:r>
-        <w:rPr>
-          <w:lang w:val="es-419" w:eastAsia="es-CO"/>
-        </w:rPr>
-        <w:t>Phytophthora</w:t>
-      </w:r>
-      <w:proofErr w:type="spellEnd"/>
-      <w:r>
-        <w:rPr>
-          <w:lang w:val="es-419" w:eastAsia="es-CO"/>
-        </w:rPr>
-        <w:t xml:space="preserve"> </w:t>
-      </w:r>
-      <w:proofErr w:type="spellStart"/>
-      <w:r>
-        <w:rPr>
-          <w:lang w:val="es-419" w:eastAsia="es-CO"/>
-        </w:rPr>
-        <w:t>palmivora</w:t>
-      </w:r>
-      <w:proofErr w:type="spellEnd"/>
-      <w:r>
-        <w:rPr>
-          <w:lang w:val="es-419" w:eastAsia="es-CO"/>
-        </w:rPr>
-        <w:t xml:space="preserve"> y las condiciones que favorecen su desarrollo son temperaturas de 27 y 30</w:t>
+        <w:t xml:space="preserve"> hongo patógeno Phytophthora palmivora y las condiciones que favorecen su desarrollo son temperaturas de 27 y 30</w:t>
       </w:r>
       <w:r>
         <w:rPr>
@@ -6516,19 +6066,11 @@
           <w:lang w:val="es-419" w:eastAsia="es-CO"/>
         </w:rPr>
       </w:pPr>
-      <w:proofErr w:type="spellStart"/>
       <w:r>
         <w:rPr>
           <w:rStyle w:val="Ttulo5Car"/>
         </w:rPr>
-        <w:t>Manganesio</w:t>
-      </w:r>
-      <w:proofErr w:type="spellEnd"/>
-      <w:r>
-        <w:rPr>
-          <w:rStyle w:val="Ttulo5Car"/>
-        </w:rPr>
-        <w:t>.</w:t>
+        <w:t>Manganesio.</w:t>
       </w:r>
       <w:r>
         <w:rPr>
@@ -7223,7 +6765,6 @@
         </w:rPr>
         <w:t xml:space="preserve">¿Qué </w:t>
       </w:r>
-      <w:proofErr w:type="gramStart"/>
       <w:r>
         <w:rPr>
           <w:rStyle w:val="Ttulo5Car"/>
@@ -7231,7 +6772,6 @@
         </w:rPr>
         <w:t>es?.</w:t>
       </w:r>
-      <w:proofErr w:type="gramEnd"/>
       <w:r>
         <w:rPr>
           <w:lang w:eastAsia="es-CO"/>
@@ -7958,11 +7498,7 @@
           </w:p>
           <w:p>
             <w:r>
-              <w:t xml:space="preserve">Pero cuidado, cada híbrido es un mundo. Consultar la escala fenológica BBCH, que no es un canal de cocina, sino una guía científica. </w:t>
-            </w:r>
-            <w:proofErr w:type="gramStart"/>
-            <w:r>
-              <w:t>¡No improvise en esto</w:t>
+              <w:t>Pero cuidado, cada híbrido es un mundo. Consultar la escala fenológica BBCH, que no es un canal de cocina, sino una guía científica. ¡No improvise en esto</w:t>
             </w:r>
             <w:r>
               <w:t xml:space="preserve"> no es un </w:t>
@@ -7975,7 +7511,6 @@
             <w:r>
               <w:t>.</w:t>
             </w:r>
-            <w:proofErr w:type="gramEnd"/>
             <w:r>
               <w:t xml:space="preserve"> </w:t>
             </w:r>
@@ -8306,7 +7841,7 @@
           <w:noProof/>
         </w:rPr>
         <w:drawing>
-          <wp:inline distT="0" distB="0" distL="0" distR="0" wp14:anchorId="19ABE2A1" wp14:editId="4A1A1F4B">
+          <wp:inline distT="0" distB="0" distL="0" distR="0" wp14:anchorId="19ABE2A1" wp14:editId="520320FA">
             <wp:extent cx="4644000" cy="2247011"/>
             <wp:effectExtent l="0" t="0" r="4445" b="1270"/>
             <wp:docPr id="599689668" name="Imagen 6">
@@ -8567,21 +8102,7 @@
         <w:rPr>
           <w:lang w:val="es-419" w:eastAsia="es-CO"/>
         </w:rPr>
-        <w:t>El material “dura” cruzado con “</w:t>
-      </w:r>
-      <w:proofErr w:type="spellStart"/>
-      <w:r>
-        <w:rPr>
-          <w:lang w:val="es-419" w:eastAsia="es-CO"/>
-        </w:rPr>
-        <w:t>tenera</w:t>
-      </w:r>
-      <w:proofErr w:type="spellEnd"/>
-      <w:r>
-        <w:rPr>
-          <w:lang w:val="es-419" w:eastAsia="es-CO"/>
-        </w:rPr>
-        <w:t>” es más rápida la maduración y en cambio</w:t>
+        <w:t>El material “dura” cruzado con “tenera” es más rápida la maduración y en cambio</w:t>
       </w:r>
       <w:r>
         <w:rPr>
@@ -9111,7 +8632,7 @@
               </wp:inline>
             </w:drawing>
           </mc:Choice>
-          <mc:Fallback xmlns:w16sdtfl="http://schemas.microsoft.com/office/word/2024/wordml/sdtformatlock" xmlns:w16du="http://schemas.microsoft.com/office/word/2023/wordml/word16du" xmlns:oel="http://schemas.microsoft.com/office/2019/extlst">
+          <mc:Fallback>
             <w:pict>
               <v:rect w14:anchorId="4528F351" id="Rectángulo 3" o:spid="_x0000_s1026" alt="El esquema conceptual presenta el manejo integral del cultivo de palma de aceite, relacionando mantenimiento, cosecha y planificación productiva. Integra prácticas agronómicas, control sanitario, nutrición, agua, poda, madurez del racimo, pronósticos y transporte para optimizar productividad y calidad del aceite." style="width:24pt;height:24pt;visibility:visible;mso-wrap-style:square;mso-left-percent:-10001;mso-top-percent:-10001;mso-position-horizontal:absolute;mso-position-horizontal-relative:char;mso-position-vertical:absolute;mso-position-vertical-relative:line;mso-left-percent:-10001;mso-top-percent:-10001;v-text-anchor:top" o:gfxdata="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" filled="f" stroked="f">
                 <o:lock v:ext="edit" aspectratio="t"/>
@@ -9634,24 +9155,6 @@
       </w:r>
     </w:p>
     <w:p>
-      <w:hyperlink r:id="rId16">
-        <w:hyperlink r:id="rId17">
-          <w:r>
-            <w:rPr>
-              <w:rStyle w:val="Hipervnculo"/>
-            </w:rPr>
-            <w:t>https://repositorio.fedepalma.org/bitstream/handle/123456789/107659/</w:t>
-          </w:r>
-        </w:hyperlink>
-        <w:r>
-          <w:rPr>
-            <w:rStyle w:val="Hipervnculo"/>
-          </w:rPr>
-          <w:t>Guia%20enfermedades%20y%20plagas%2022.pdf?sequence=11</w:t>
-        </w:r>
-      </w:hyperlink>
-    </w:p>
-    <w:p>
       <w:pPr>
         <w:rPr>
           <w:lang w:val="en-US"/>
@@ -9688,7 +9191,7 @@
           <w:lang w:val="en-US"/>
         </w:rPr>
       </w:pPr>
-      <w:hyperlink r:id="rId18">
+      <w:hyperlink r:id="rId16">
         <w:r>
           <w:rPr>
             <w:rStyle w:val="Hipervnculo"/>
@@ -9711,15 +9214,7 @@
       </w:r>
       <w:proofErr w:type="spellEnd"/>
       <w:r>
-        <w:t>-sur-</w:t>
-      </w:r>
-      <w:proofErr w:type="spellStart"/>
-      <w:r>
-        <w:t>Lez</w:t>
-      </w:r>
-      <w:proofErr w:type="spellEnd"/>
-      <w:r>
-        <w:t>, Francia.</w:t>
+        <w:t>-sur-Lez, Francia.</w:t>
       </w:r>
     </w:p>
     <w:p>
@@ -9728,7 +9223,7 @@
           <w:szCs w:val="28"/>
         </w:rPr>
       </w:pPr>
-      <w:hyperlink r:id="rId19">
+      <w:hyperlink r:id="rId17">
         <w:r>
           <w:rPr>
             <w:rStyle w:val="Hipervnculo"/>
@@ -9756,7 +9251,7 @@
           <w:szCs w:val="28"/>
         </w:rPr>
       </w:pPr>
-      <w:hyperlink r:id="rId20">
+      <w:hyperlink r:id="rId18">
         <w:r>
           <w:rPr>
             <w:rStyle w:val="Hipervnculo"/>
@@ -9773,7 +9268,6 @@
     <w:p/>
     <w:p>
       <w:r>
-        <w:lastRenderedPageBreak/>
         <w:t>Instituto Colombiano Agropecuario (ICA). (s. f.). Normatividad fitosanitaria vigente para el sector agrícola colombiano.</w:t>
       </w:r>
     </w:p>
@@ -9783,7 +9277,7 @@
           <w:szCs w:val="28"/>
         </w:rPr>
       </w:pPr>
-      <w:hyperlink r:id="rId21">
+      <w:hyperlink r:id="rId19">
         <w:r>
           <w:rPr>
             <w:rStyle w:val="Hipervnculo"/>
@@ -9794,6 +9288,7 @@
     </w:p>
     <w:p>
       <w:r>
+        <w:lastRenderedPageBreak/>
         <w:t>Instituto Colombiano Agropecuario (ICA). (s. f.). Registro y uso responsable de plaguicidas de uso agrícola en Colombia.</w:t>
       </w:r>
     </w:p>
@@ -9803,7 +9298,7 @@
           <w:szCs w:val="28"/>
         </w:rPr>
       </w:pPr>
-      <w:hyperlink r:id="rId22">
+      <w:hyperlink r:id="rId20">
         <w:r>
           <w:rPr>
             <w:rStyle w:val="Hipervnculo"/>
@@ -9855,7 +9350,7 @@
           <w:szCs w:val="28"/>
         </w:rPr>
       </w:pPr>
-      <w:hyperlink r:id="rId23">
+      <w:hyperlink r:id="rId21">
         <w:r>
           <w:rPr>
             <w:rStyle w:val="Hipervnculo"/>
@@ -9875,7 +9370,7 @@
           <w:szCs w:val="28"/>
         </w:rPr>
       </w:pPr>
-      <w:hyperlink r:id="rId24">
+      <w:hyperlink r:id="rId22">
         <w:r>
           <w:rPr>
             <w:rStyle w:val="Hipervnculo"/>
@@ -9895,7 +9390,7 @@
           <w:szCs w:val="28"/>
         </w:rPr>
       </w:pPr>
-      <w:hyperlink r:id="rId25">
+      <w:hyperlink r:id="rId23">
         <w:r>
           <w:rPr>
             <w:rStyle w:val="Hipervnculo"/>
@@ -9915,7 +9410,7 @@
           <w:szCs w:val="28"/>
         </w:rPr>
       </w:pPr>
-      <w:hyperlink r:id="rId26" w:anchor="v=onepage&amp;q&amp;f=false">
+      <w:hyperlink r:id="rId24" w:anchor="v=onepage&amp;q&amp;f=false">
         <w:r>
           <w:rPr>
             <w:rStyle w:val="Hipervnculo"/>
@@ -9926,7 +9421,6 @@
     </w:p>
     <w:p>
       <w:r>
-        <w:lastRenderedPageBreak/>
         <w:t>Prada, F., &amp; Romero, M. (2012). Muestreo y análisis de racimos en el cultivo de palma de aceite. Tecnologías para la agricultura de la palma de aceite: guía para facilitadores. Bogotá, Colombia.</w:t>
       </w:r>
     </w:p>
@@ -9936,7 +9430,7 @@
           <w:szCs w:val="28"/>
         </w:rPr>
       </w:pPr>
-      <w:hyperlink r:id="rId27">
+      <w:hyperlink r:id="rId25">
         <w:r>
           <w:rPr>
             <w:rStyle w:val="Hipervnculo"/>
@@ -9956,7 +9450,7 @@
           <w:szCs w:val="28"/>
         </w:rPr>
       </w:pPr>
-      <w:hyperlink r:id="rId28">
+      <w:hyperlink r:id="rId26">
         <w:r>
           <w:rPr>
             <w:rStyle w:val="Hipervnculo"/>
@@ -11234,21 +10728,7 @@
               <w:rPr>
                 <w:lang w:val="es-CO"/>
               </w:rPr>
-              <w:t xml:space="preserve"> Wilfredo </w:t>
-            </w:r>
-            <w:proofErr w:type="spellStart"/>
-            <w:r>
-              <w:rPr>
-                <w:lang w:val="es-CO"/>
-              </w:rPr>
-              <w:t>Pizo</w:t>
-            </w:r>
-            <w:proofErr w:type="spellEnd"/>
-            <w:r>
-              <w:rPr>
-                <w:lang w:val="es-CO"/>
-              </w:rPr>
-              <w:t xml:space="preserve"> Ossa</w:t>
+              <w:t xml:space="preserve"> Wilfredo Pizo Ossa</w:t>
             </w:r>
           </w:p>
         </w:tc>
@@ -11318,8 +10798,8 @@
       </w:pPr>
     </w:p>
     <w:sectPr>
-      <w:headerReference w:type="default" r:id="rId29"/>
-      <w:footerReference w:type="default" r:id="rId30"/>
+      <w:headerReference w:type="default" r:id="rId27"/>
+      <w:footerReference w:type="default" r:id="rId28"/>
       <w:pgSz w:w="12240" w:h="15840"/>
       <w:pgMar w:top="1701" w:right="1134" w:bottom="1134" w:left="1134" w:header="709" w:footer="737" w:gutter="0"/>
       <w:pgNumType w:start="1"/>
@@ -11332,7 +10812,7 @@
 </file>
 
 <file path=word/endnotes.xml><?xml version="1.0" encoding="utf-8"?>
-<w:endnotes xmlns:wpc="http://schemas.microsoft.com/office/word/2010/wordprocessingCanvas" xmlns:cx="http://schemas.microsoft.com/office/drawing/2014/chartex" xmlns:cx1="http://schemas.microsoft.com/office/drawing/2015/9/8/chartex" xmlns:cx2="http://schemas.microsoft.com/office/drawing/2015/10/21/chartex" xmlns:cx3="http://schemas.microsoft.com/office/drawing/2016/5/9/chartex" xmlns:cx4="http://schemas.microsoft.com/office/drawing/2016/5/10/chartex" xmlns:cx5="http://schemas.microsoft.com/office/drawing/2016/5/11/chartex" xmlns:cx6="http://schemas.microsoft.com/office/drawing/2016/5/12/chartex" xmlns:cx7="http://schemas.microsoft.com/office/drawing/2016/5/13/chartex" xmlns:cx8="http://schemas.microsoft.com/office/drawing/2016/5/14/chartex" xmlns:mc="http://schemas.openxmlformats.org/markup-compatibility/2006" xmlns:aink="http://schemas.microsoft.com/office/drawing/2016/ink" xmlns:am3d="http://schemas.microsoft.com/office/drawing/2017/model3d" xmlns:o="urn:schemas-microsoft-com:office:office" xmlns:r="http://schemas.openxmlformats.org/officeDocument/2006/relationships" xmlns:m="http://schemas.openxmlformats.org/officeDocument/2006/math" xmlns:v="urn:schemas-microsoft-com:vml" xmlns:wp14="http://schemas.microsoft.com/office/word/2010/wordprocessingDrawing" xmlns:wp="http://schemas.openxmlformats.org/drawingml/2006/wordprocessingDrawing" xmlns:w10="urn:schemas-microsoft-com:office:word" xmlns:w="http://schemas.openxmlformats.org/wordprocessingml/2006/main" xmlns:w14="http://schemas.microsoft.com/office/word/2010/wordml" xmlns:w15="http://schemas.microsoft.com/office/word/2012/wordml" xmlns:w16cex="http://schemas.microsoft.com/office/word/2018/wordml/cex" xmlns:w16cid="http://schemas.microsoft.com/office/word/2016/wordml/cid" xmlns:w16="http://schemas.microsoft.com/office/word/2018/wordml" xmlns:w16sdtdh="http://schemas.microsoft.com/office/word/2020/wordml/sdtdatahash" xmlns:w16se="http://schemas.microsoft.com/office/word/2015/wordml/symex" xmlns:wpg="http://schemas.microsoft.com/office/word/2010/wordprocessingGroup" xmlns:wpi="http://schemas.microsoft.com/office/word/2010/wordprocessingInk" xmlns:wne="http://schemas.microsoft.com/office/word/2006/wordml" xmlns:wps="http://schemas.microsoft.com/office/word/2010/wordprocessingShape" mc:Ignorable="w14 w15 w16se w16cid w16 w16cex w16sdtdh wp14">
+<w:endnotes xmlns:wpc="http://schemas.microsoft.com/office/word/2010/wordprocessingCanvas" xmlns:cx="http://schemas.microsoft.com/office/drawing/2014/chartex" xmlns:cx1="http://schemas.microsoft.com/office/drawing/2015/9/8/chartex" xmlns:cx2="http://schemas.microsoft.com/office/drawing/2015/10/21/chartex" xmlns:cx3="http://schemas.microsoft.com/office/drawing/2016/5/9/chartex" xmlns:cx4="http://schemas.microsoft.com/office/drawing/2016/5/10/chartex" xmlns:cx5="http://schemas.microsoft.com/office/drawing/2016/5/11/chartex" xmlns:cx6="http://schemas.microsoft.com/office/drawing/2016/5/12/chartex" xmlns:cx7="http://schemas.microsoft.com/office/drawing/2016/5/13/chartex" xmlns:cx8="http://schemas.microsoft.com/office/drawing/2016/5/14/chartex" xmlns:mc="http://schemas.openxmlformats.org/markup-compatibility/2006" xmlns:m="http://schemas.openxmlformats.org/officeDocument/2006/math" xmlns:aink="http://schemas.microsoft.com/office/drawing/2016/ink" xmlns:am3d="http://schemas.microsoft.com/office/drawing/2017/model3d" xmlns:oel="http://schemas.microsoft.com/office/2019/extlst" xmlns:r="http://schemas.openxmlformats.org/officeDocument/2006/relationships" xmlns:wp14="http://schemas.microsoft.com/office/word/2010/wordprocessingDrawing" xmlns:wp="http://schemas.openxmlformats.org/drawingml/2006/wordprocessingDrawing" xmlns:wpg="http://schemas.microsoft.com/office/word/2010/wordprocessingGroup" xmlns:wpi="http://schemas.microsoft.com/office/word/2010/wordprocessingInk" xmlns:wps="http://schemas.microsoft.com/office/word/2010/wordprocessingShape" xmlns:o="urn:schemas-microsoft-com:office:office" xmlns:v="urn:schemas-microsoft-com:vml" xmlns:w10="urn:schemas-microsoft-com:office:word" xmlns:w="http://schemas.openxmlformats.org/wordprocessingml/2006/main" xmlns:w14="http://schemas.microsoft.com/office/word/2010/wordml" xmlns:w15="http://schemas.microsoft.com/office/word/2012/wordml" xmlns:w16cex="http://schemas.microsoft.com/office/word/2018/wordml/cex" xmlns:w16cid="http://schemas.microsoft.com/office/word/2016/wordml/cid" xmlns:w16="http://schemas.microsoft.com/office/word/2018/wordml" xmlns:w16sdtdh="http://schemas.microsoft.com/office/word/2020/wordml/sdtdatahash" xmlns:w16sdtfl="http://schemas.microsoft.com/office/word/2024/wordml/sdtformatlock" xmlns:w16se="http://schemas.microsoft.com/office/word/2015/wordml/symex" xmlns:w16du="http://schemas.microsoft.com/office/word/2023/wordml/word16du" xmlns:wne="http://schemas.microsoft.com/office/word/2006/wordml" mc:Ignorable="w14 w15 w16se w16cid w16 w16cex w16sdtdh w16sdtfl w16du wp14">
   <w:endnote w:type="separator" w:id="-1">
     <w:p>
       <w:pPr>
@@ -11357,7 +10837,7 @@
 </file>
 
 <file path=word/footer1.xml><?xml version="1.0" encoding="utf-8"?>
-<w:ftr xmlns:wpc="http://schemas.microsoft.com/office/word/2010/wordprocessingCanvas" xmlns:cx="http://schemas.microsoft.com/office/drawing/2014/chartex" xmlns:cx1="http://schemas.microsoft.com/office/drawing/2015/9/8/chartex" xmlns:cx2="http://schemas.microsoft.com/office/drawing/2015/10/21/chartex" xmlns:cx3="http://schemas.microsoft.com/office/drawing/2016/5/9/chartex" xmlns:cx4="http://schemas.microsoft.com/office/drawing/2016/5/10/chartex" xmlns:cx5="http://schemas.microsoft.com/office/drawing/2016/5/11/chartex" xmlns:cx6="http://schemas.microsoft.com/office/drawing/2016/5/12/chartex" xmlns:cx7="http://schemas.microsoft.com/office/drawing/2016/5/13/chartex" xmlns:cx8="http://schemas.microsoft.com/office/drawing/2016/5/14/chartex" xmlns:mc="http://schemas.openxmlformats.org/markup-compatibility/2006" xmlns:aink="http://schemas.microsoft.com/office/drawing/2016/ink" xmlns:am3d="http://schemas.microsoft.com/office/drawing/2017/model3d" xmlns:o="urn:schemas-microsoft-com:office:office" xmlns:r="http://schemas.openxmlformats.org/officeDocument/2006/relationships" xmlns:m="http://schemas.openxmlformats.org/officeDocument/2006/math" xmlns:v="urn:schemas-microsoft-com:vml" xmlns:wp14="http://schemas.microsoft.com/office/word/2010/wordprocessingDrawing" xmlns:wp="http://schemas.openxmlformats.org/drawingml/2006/wordprocessingDrawing" xmlns:w10="urn:schemas-microsoft-com:office:word" xmlns:w="http://schemas.openxmlformats.org/wordprocessingml/2006/main" xmlns:w14="http://schemas.microsoft.com/office/word/2010/wordml" xmlns:w15="http://schemas.microsoft.com/office/word/2012/wordml" xmlns:w16cex="http://schemas.microsoft.com/office/word/2018/wordml/cex" xmlns:w16cid="http://schemas.microsoft.com/office/word/2016/wordml/cid" xmlns:w16="http://schemas.microsoft.com/office/word/2018/wordml" xmlns:w16sdtdh="http://schemas.microsoft.com/office/word/2020/wordml/sdtdatahash" xmlns:w16se="http://schemas.microsoft.com/office/word/2015/wordml/symex" xmlns:wpg="http://schemas.microsoft.com/office/word/2010/wordprocessingGroup" xmlns:wpi="http://schemas.microsoft.com/office/word/2010/wordprocessingInk" xmlns:wne="http://schemas.microsoft.com/office/word/2006/wordml" xmlns:wps="http://schemas.microsoft.com/office/word/2010/wordprocessingShape" mc:Ignorable="w14 w15 w16se w16cid w16 w16cex w16sdtdh wp14">
+<w:ftr xmlns:wpc="http://schemas.microsoft.com/office/word/2010/wordprocessingCanvas" xmlns:cx="http://schemas.microsoft.com/office/drawing/2014/chartex" xmlns:cx1="http://schemas.microsoft.com/office/drawing/2015/9/8/chartex" xmlns:cx2="http://schemas.microsoft.com/office/drawing/2015/10/21/chartex" xmlns:cx3="http://schemas.microsoft.com/office/drawing/2016/5/9/chartex" xmlns:cx4="http://schemas.microsoft.com/office/drawing/2016/5/10/chartex" xmlns:cx5="http://schemas.microsoft.com/office/drawing/2016/5/11/chartex" xmlns:cx6="http://schemas.microsoft.com/office/drawing/2016/5/12/chartex" xmlns:cx7="http://schemas.microsoft.com/office/drawing/2016/5/13/chartex" xmlns:cx8="http://schemas.microsoft.com/office/drawing/2016/5/14/chartex" xmlns:mc="http://schemas.openxmlformats.org/markup-compatibility/2006" xmlns:m="http://schemas.openxmlformats.org/officeDocument/2006/math" xmlns:aink="http://schemas.microsoft.com/office/drawing/2016/ink" xmlns:am3d="http://schemas.microsoft.com/office/drawing/2017/model3d" xmlns:oel="http://schemas.microsoft.com/office/2019/extlst" xmlns:r="http://schemas.openxmlformats.org/officeDocument/2006/relationships" xmlns:wp14="http://schemas.microsoft.com/office/word/2010/wordprocessingDrawing" xmlns:wp="http://schemas.openxmlformats.org/drawingml/2006/wordprocessingDrawing" xmlns:wpg="http://schemas.microsoft.com/office/word/2010/wordprocessingGroup" xmlns:wpi="http://schemas.microsoft.com/office/word/2010/wordprocessingInk" xmlns:wps="http://schemas.microsoft.com/office/word/2010/wordprocessingShape" xmlns:o="urn:schemas-microsoft-com:office:office" xmlns:v="urn:schemas-microsoft-com:vml" xmlns:w10="urn:schemas-microsoft-com:office:word" xmlns:w="http://schemas.openxmlformats.org/wordprocessingml/2006/main" xmlns:w14="http://schemas.microsoft.com/office/word/2010/wordml" xmlns:w15="http://schemas.microsoft.com/office/word/2012/wordml" xmlns:w16cex="http://schemas.microsoft.com/office/word/2018/wordml/cex" xmlns:w16cid="http://schemas.microsoft.com/office/word/2016/wordml/cid" xmlns:w16="http://schemas.microsoft.com/office/word/2018/wordml" xmlns:w16sdtdh="http://schemas.microsoft.com/office/word/2020/wordml/sdtdatahash" xmlns:w16sdtfl="http://schemas.microsoft.com/office/word/2024/wordml/sdtformatlock" xmlns:w16se="http://schemas.microsoft.com/office/word/2015/wordml/symex" xmlns:w16du="http://schemas.microsoft.com/office/word/2023/wordml/word16du" xmlns:wne="http://schemas.microsoft.com/office/word/2006/wordml" mc:Ignorable="w14 w15 w16se w16cid w16 w16cex w16sdtdh w16sdtfl w16du wp14">
   <w:sdt>
     <w:sdtPr>
       <w:id w:val="-1465197936"/>
@@ -11366,7 +10846,6 @@
         <w:docPartUnique/>
       </w:docPartObj>
     </w:sdtPr>
-    <w:sdtEndPr/>
     <w:sdtContent>
       <w:p>
         <w:pPr>
@@ -11386,7 +10865,13 @@
           <w:rPr>
             <w:noProof/>
           </w:rPr>
-          <w:t>15</w:t>
+          <w:t>1</w:t>
+        </w:r>
+        <w:r>
+          <w:rPr>
+            <w:noProof/>
+          </w:rPr>
+          <w:t>5</w:t>
         </w:r>
         <w:r>
           <w:fldChar w:fldCharType="end"/>
@@ -11403,7 +10888,7 @@
 </file>
 
 <file path=word/footnotes.xml><?xml version="1.0" encoding="utf-8"?>
-<w:footnotes xmlns:wpc="http://schemas.microsoft.com/office/word/2010/wordprocessingCanvas" xmlns:cx="http://schemas.microsoft.com/office/drawing/2014/chartex" xmlns:cx1="http://schemas.microsoft.com/office/drawing/2015/9/8/chartex" xmlns:cx2="http://schemas.microsoft.com/office/drawing/2015/10/21/chartex" xmlns:cx3="http://schemas.microsoft.com/office/drawing/2016/5/9/chartex" xmlns:cx4="http://schemas.microsoft.com/office/drawing/2016/5/10/chartex" xmlns:cx5="http://schemas.microsoft.com/office/drawing/2016/5/11/chartex" xmlns:cx6="http://schemas.microsoft.com/office/drawing/2016/5/12/chartex" xmlns:cx7="http://schemas.microsoft.com/office/drawing/2016/5/13/chartex" xmlns:cx8="http://schemas.microsoft.com/office/drawing/2016/5/14/chartex" xmlns:mc="http://schemas.openxmlformats.org/markup-compatibility/2006" xmlns:aink="http://schemas.microsoft.com/office/drawing/2016/ink" xmlns:am3d="http://schemas.microsoft.com/office/drawing/2017/model3d" xmlns:o="urn:schemas-microsoft-com:office:office" xmlns:r="http://schemas.openxmlformats.org/officeDocument/2006/relationships" xmlns:m="http://schemas.openxmlformats.org/officeDocument/2006/math" xmlns:v="urn:schemas-microsoft-com:vml" xmlns:wp14="http://schemas.microsoft.com/office/word/2010/wordprocessingDrawing" xmlns:wp="http://schemas.openxmlformats.org/drawingml/2006/wordprocessingDrawing" xmlns:w10="urn:schemas-microsoft-com:office:word" xmlns:w="http://schemas.openxmlformats.org/wordprocessingml/2006/main" xmlns:w14="http://schemas.microsoft.com/office/word/2010/wordml" xmlns:w15="http://schemas.microsoft.com/office/word/2012/wordml" xmlns:w16cex="http://schemas.microsoft.com/office/word/2018/wordml/cex" xmlns:w16cid="http://schemas.microsoft.com/office/word/2016/wordml/cid" xmlns:w16="http://schemas.microsoft.com/office/word/2018/wordml" xmlns:w16sdtdh="http://schemas.microsoft.com/office/word/2020/wordml/sdtdatahash" xmlns:w16se="http://schemas.microsoft.com/office/word/2015/wordml/symex" xmlns:wpg="http://schemas.microsoft.com/office/word/2010/wordprocessingGroup" xmlns:wpi="http://schemas.microsoft.com/office/word/2010/wordprocessingInk" xmlns:wne="http://schemas.microsoft.com/office/word/2006/wordml" xmlns:wps="http://schemas.microsoft.com/office/word/2010/wordprocessingShape" mc:Ignorable="w14 w15 w16se w16cid w16 w16cex w16sdtdh wp14">
+<w:footnotes xmlns:wpc="http://schemas.microsoft.com/office/word/2010/wordprocessingCanvas" xmlns:cx="http://schemas.microsoft.com/office/drawing/2014/chartex" xmlns:cx1="http://schemas.microsoft.com/office/drawing/2015/9/8/chartex" xmlns:cx2="http://schemas.microsoft.com/office/drawing/2015/10/21/chartex" xmlns:cx3="http://schemas.microsoft.com/office/drawing/2016/5/9/chartex" xmlns:cx4="http://schemas.microsoft.com/office/drawing/2016/5/10/chartex" xmlns:cx5="http://schemas.microsoft.com/office/drawing/2016/5/11/chartex" xmlns:cx6="http://schemas.microsoft.com/office/drawing/2016/5/12/chartex" xmlns:cx7="http://schemas.microsoft.com/office/drawing/2016/5/13/chartex" xmlns:cx8="http://schemas.microsoft.com/office/drawing/2016/5/14/chartex" xmlns:mc="http://schemas.openxmlformats.org/markup-compatibility/2006" xmlns:m="http://schemas.openxmlformats.org/officeDocument/2006/math" xmlns:aink="http://schemas.microsoft.com/office/drawing/2016/ink" xmlns:am3d="http://schemas.microsoft.com/office/drawing/2017/model3d" xmlns:oel="http://schemas.microsoft.com/office/2019/extlst" xmlns:r="http://schemas.openxmlformats.org/officeDocument/2006/relationships" xmlns:wp14="http://schemas.microsoft.com/office/word/2010/wordprocessingDrawing" xmlns:wp="http://schemas.openxmlformats.org/drawingml/2006/wordprocessingDrawing" xmlns:wpg="http://schemas.microsoft.com/office/word/2010/wordprocessingGroup" xmlns:wpi="http://schemas.microsoft.com/office/word/2010/wordprocessingInk" xmlns:wps="http://schemas.microsoft.com/office/word/2010/wordprocessingShape" xmlns:o="urn:schemas-microsoft-com:office:office" xmlns:v="urn:schemas-microsoft-com:vml" xmlns:w10="urn:schemas-microsoft-com:office:word" xmlns:w="http://schemas.openxmlformats.org/wordprocessingml/2006/main" xmlns:w14="http://schemas.microsoft.com/office/word/2010/wordml" xmlns:w15="http://schemas.microsoft.com/office/word/2012/wordml" xmlns:w16cex="http://schemas.microsoft.com/office/word/2018/wordml/cex" xmlns:w16cid="http://schemas.microsoft.com/office/word/2016/wordml/cid" xmlns:w16="http://schemas.microsoft.com/office/word/2018/wordml" xmlns:w16sdtdh="http://schemas.microsoft.com/office/word/2020/wordml/sdtdatahash" xmlns:w16sdtfl="http://schemas.microsoft.com/office/word/2024/wordml/sdtformatlock" xmlns:w16se="http://schemas.microsoft.com/office/word/2015/wordml/symex" xmlns:w16du="http://schemas.microsoft.com/office/word/2023/wordml/word16du" xmlns:wne="http://schemas.microsoft.com/office/word/2006/wordml" mc:Ignorable="w14 w15 w16se w16cid w16 w16cex w16sdtdh w16sdtfl w16du wp14">
   <w:footnote w:type="separator" w:id="-1">
     <w:p>
       <w:pPr>
@@ -11428,7 +10913,7 @@
 </file>
 
 <file path=word/header1.xml><?xml version="1.0" encoding="utf-8"?>
-<w:hdr xmlns:wpc="http://schemas.microsoft.com/office/word/2010/wordprocessingCanvas" xmlns:cx="http://schemas.microsoft.com/office/drawing/2014/chartex" xmlns:cx1="http://schemas.microsoft.com/office/drawing/2015/9/8/chartex" xmlns:cx2="http://schemas.microsoft.com/office/drawing/2015/10/21/chartex" xmlns:cx3="http://schemas.microsoft.com/office/drawing/2016/5/9/chartex" xmlns:cx4="http://schemas.microsoft.com/office/drawing/2016/5/10/chartex" xmlns:cx5="http://schemas.microsoft.com/office/drawing/2016/5/11/chartex" xmlns:cx6="http://schemas.microsoft.com/office/drawing/2016/5/12/chartex" xmlns:cx7="http://schemas.microsoft.com/office/drawing/2016/5/13/chartex" xmlns:cx8="http://schemas.microsoft.com/office/drawing/2016/5/14/chartex" xmlns:mc="http://schemas.openxmlformats.org/markup-compatibility/2006" xmlns:aink="http://schemas.microsoft.com/office/drawing/2016/ink" xmlns:am3d="http://schemas.microsoft.com/office/drawing/2017/model3d" xmlns:o="urn:schemas-microsoft-com:office:office" xmlns:r="http://schemas.openxmlformats.org/officeDocument/2006/relationships" xmlns:m="http://schemas.openxmlformats.org/officeDocument/2006/math" xmlns:v="urn:schemas-microsoft-com:vml" xmlns:wp14="http://schemas.microsoft.com/office/word/2010/wordprocessingDrawing" xmlns:wp="http://schemas.openxmlformats.org/drawingml/2006/wordprocessingDrawing" xmlns:w10="urn:schemas-microsoft-com:office:word" xmlns:w="http://schemas.openxmlformats.org/wordprocessingml/2006/main" xmlns:w14="http://schemas.microsoft.com/office/word/2010/wordml" xmlns:w15="http://schemas.microsoft.com/office/word/2012/wordml" xmlns:w16cex="http://schemas.microsoft.com/office/word/2018/wordml/cex" xmlns:w16cid="http://schemas.microsoft.com/office/word/2016/wordml/cid" xmlns:w16="http://schemas.microsoft.com/office/word/2018/wordml" xmlns:w16sdtdh="http://schemas.microsoft.com/office/word/2020/wordml/sdtdatahash" xmlns:w16se="http://schemas.microsoft.com/office/word/2015/wordml/symex" xmlns:wpg="http://schemas.microsoft.com/office/word/2010/wordprocessingGroup" xmlns:wpi="http://schemas.microsoft.com/office/word/2010/wordprocessingInk" xmlns:wne="http://schemas.microsoft.com/office/word/2006/wordml" xmlns:wps="http://schemas.microsoft.com/office/word/2010/wordprocessingShape" mc:Ignorable="w14 w15 w16se w16cid w16 w16cex w16sdtdh wp14">
+<w:hdr xmlns:wpc="http://schemas.microsoft.com/office/word/2010/wordprocessingCanvas" xmlns:cx="http://schemas.microsoft.com/office/drawing/2014/chartex" xmlns:cx1="http://schemas.microsoft.com/office/drawing/2015/9/8/chartex" xmlns:cx2="http://schemas.microsoft.com/office/drawing/2015/10/21/chartex" xmlns:cx3="http://schemas.microsoft.com/office/drawing/2016/5/9/chartex" xmlns:cx4="http://schemas.microsoft.com/office/drawing/2016/5/10/chartex" xmlns:cx5="http://schemas.microsoft.com/office/drawing/2016/5/11/chartex" xmlns:cx6="http://schemas.microsoft.com/office/drawing/2016/5/12/chartex" xmlns:cx7="http://schemas.microsoft.com/office/drawing/2016/5/13/chartex" xmlns:cx8="http://schemas.microsoft.com/office/drawing/2016/5/14/chartex" xmlns:mc="http://schemas.openxmlformats.org/markup-compatibility/2006" xmlns:m="http://schemas.openxmlformats.org/officeDocument/2006/math" xmlns:aink="http://schemas.microsoft.com/office/drawing/2016/ink" xmlns:am3d="http://schemas.microsoft.com/office/drawing/2017/model3d" xmlns:oel="http://schemas.microsoft.com/office/2019/extlst" xmlns:r="http://schemas.openxmlformats.org/officeDocument/2006/relationships" xmlns:wp14="http://schemas.microsoft.com/office/word/2010/wordprocessingDrawing" xmlns:wp="http://schemas.openxmlformats.org/drawingml/2006/wordprocessingDrawing" xmlns:wpg="http://schemas.microsoft.com/office/word/2010/wordprocessingGroup" xmlns:wpi="http://schemas.microsoft.com/office/word/2010/wordprocessingInk" xmlns:wps="http://schemas.microsoft.com/office/word/2010/wordprocessingShape" xmlns:o="urn:schemas-microsoft-com:office:office" xmlns:v="urn:schemas-microsoft-com:vml" xmlns:w10="urn:schemas-microsoft-com:office:word" xmlns:w="http://schemas.openxmlformats.org/wordprocessingml/2006/main" xmlns:w14="http://schemas.microsoft.com/office/word/2010/wordml" xmlns:w15="http://schemas.microsoft.com/office/word/2012/wordml" xmlns:w16cex="http://schemas.microsoft.com/office/word/2018/wordml/cex" xmlns:w16cid="http://schemas.microsoft.com/office/word/2016/wordml/cid" xmlns:w16="http://schemas.microsoft.com/office/word/2018/wordml" xmlns:w16sdtdh="http://schemas.microsoft.com/office/word/2020/wordml/sdtdatahash" xmlns:w16sdtfl="http://schemas.microsoft.com/office/word/2024/wordml/sdtformatlock" xmlns:w16se="http://schemas.microsoft.com/office/word/2015/wordml/symex" xmlns:w16du="http://schemas.microsoft.com/office/word/2023/wordml/word16du" xmlns:wne="http://schemas.microsoft.com/office/word/2006/wordml" mc:Ignorable="w14 w15 w16se w16cid w16 w16cex w16sdtdh w16sdtfl w16du wp14">
   <w:p>
     <w:pPr>
       <w:pStyle w:val="Encabezado"/>
@@ -11514,7 +10999,7 @@
 </file>
 
 <file path=word/numbering.xml><?xml version="1.0" encoding="utf-8"?>
-<w:numbering xmlns:wpc="http://schemas.microsoft.com/office/word/2010/wordprocessingCanvas" xmlns:cx="http://schemas.microsoft.com/office/drawing/2014/chartex" xmlns:cx1="http://schemas.microsoft.com/office/drawing/2015/9/8/chartex" xmlns:cx2="http://schemas.microsoft.com/office/drawing/2015/10/21/chartex" xmlns:cx3="http://schemas.microsoft.com/office/drawing/2016/5/9/chartex" xmlns:cx4="http://schemas.microsoft.com/office/drawing/2016/5/10/chartex" xmlns:cx5="http://schemas.microsoft.com/office/drawing/2016/5/11/chartex" xmlns:cx6="http://schemas.microsoft.com/office/drawing/2016/5/12/chartex" xmlns:cx7="http://schemas.microsoft.com/office/drawing/2016/5/13/chartex" xmlns:cx8="http://schemas.microsoft.com/office/drawing/2016/5/14/chartex" xmlns:mc="http://schemas.openxmlformats.org/markup-compatibility/2006" xmlns:aink="http://schemas.microsoft.com/office/drawing/2016/ink" xmlns:am3d="http://schemas.microsoft.com/office/drawing/2017/model3d" xmlns:o="urn:schemas-microsoft-com:office:office" xmlns:r="http://schemas.openxmlformats.org/officeDocument/2006/relationships" xmlns:m="http://schemas.openxmlformats.org/officeDocument/2006/math" xmlns:v="urn:schemas-microsoft-com:vml" xmlns:wp14="http://schemas.microsoft.com/office/word/2010/wordprocessingDrawing" xmlns:wp="http://schemas.openxmlformats.org/drawingml/2006/wordprocessingDrawing" xmlns:w10="urn:schemas-microsoft-com:office:word" xmlns:w="http://schemas.openxmlformats.org/wordprocessingml/2006/main" xmlns:w14="http://schemas.microsoft.com/office/word/2010/wordml" xmlns:w15="http://schemas.microsoft.com/office/word/2012/wordml" xmlns:w16cex="http://schemas.microsoft.com/office/word/2018/wordml/cex" xmlns:w16cid="http://schemas.microsoft.com/office/word/2016/wordml/cid" xmlns:w16="http://schemas.microsoft.com/office/word/2018/wordml" xmlns:w16sdtdh="http://schemas.microsoft.com/office/word/2020/wordml/sdtdatahash" xmlns:w16se="http://schemas.microsoft.com/office/word/2015/wordml/symex" xmlns:wpg="http://schemas.microsoft.com/office/word/2010/wordprocessingGroup" xmlns:wpi="http://schemas.microsoft.com/office/word/2010/wordprocessingInk" xmlns:wne="http://schemas.microsoft.com/office/word/2006/wordml" xmlns:wps="http://schemas.microsoft.com/office/word/2010/wordprocessingShape" mc:Ignorable="w14 w15 w16se w16cid w16 w16cex w16sdtdh wp14">
+<w:numbering xmlns:wpc="http://schemas.microsoft.com/office/word/2010/wordprocessingCanvas" xmlns:cx="http://schemas.microsoft.com/office/drawing/2014/chartex" xmlns:cx1="http://schemas.microsoft.com/office/drawing/2015/9/8/chartex" xmlns:cx2="http://schemas.microsoft.com/office/drawing/2015/10/21/chartex" xmlns:cx3="http://schemas.microsoft.com/office/drawing/2016/5/9/chartex" xmlns:cx4="http://schemas.microsoft.com/office/drawing/2016/5/10/chartex" xmlns:cx5="http://schemas.microsoft.com/office/drawing/2016/5/11/chartex" xmlns:cx6="http://schemas.microsoft.com/office/drawing/2016/5/12/chartex" xmlns:cx7="http://schemas.microsoft.com/office/drawing/2016/5/13/chartex" xmlns:cx8="http://schemas.microsoft.com/office/drawing/2016/5/14/chartex" xmlns:mc="http://schemas.openxmlformats.org/markup-compatibility/2006" xmlns:m="http://schemas.openxmlformats.org/officeDocument/2006/math" xmlns:aink="http://schemas.microsoft.com/office/drawing/2016/ink" xmlns:am3d="http://schemas.microsoft.com/office/drawing/2017/model3d" xmlns:oel="http://schemas.microsoft.com/office/2019/extlst" xmlns:r="http://schemas.openxmlformats.org/officeDocument/2006/relationships" xmlns:wp14="http://schemas.microsoft.com/office/word/2010/wordprocessingDrawing" xmlns:wp="http://schemas.openxmlformats.org/drawingml/2006/wordprocessingDrawing" xmlns:wpg="http://schemas.microsoft.com/office/word/2010/wordprocessingGroup" xmlns:wpi="http://schemas.microsoft.com/office/word/2010/wordprocessingInk" xmlns:wps="http://schemas.microsoft.com/office/word/2010/wordprocessingShape" xmlns:o="urn:schemas-microsoft-com:office:office" xmlns:v="urn:schemas-microsoft-com:vml" xmlns:w10="urn:schemas-microsoft-com:office:word" xmlns:w="http://schemas.openxmlformats.org/wordprocessingml/2006/main" xmlns:w14="http://schemas.microsoft.com/office/word/2010/wordml" xmlns:w15="http://schemas.microsoft.com/office/word/2012/wordml" xmlns:w16cex="http://schemas.microsoft.com/office/word/2018/wordml/cex" xmlns:w16cid="http://schemas.microsoft.com/office/word/2016/wordml/cid" xmlns:w16="http://schemas.microsoft.com/office/word/2018/wordml" xmlns:w16sdtdh="http://schemas.microsoft.com/office/word/2020/wordml/sdtdatahash" xmlns:w16sdtfl="http://schemas.microsoft.com/office/word/2024/wordml/sdtformatlock" xmlns:w16se="http://schemas.microsoft.com/office/word/2015/wordml/symex" xmlns:w16du="http://schemas.microsoft.com/office/word/2023/wordml/word16du" xmlns:wne="http://schemas.microsoft.com/office/word/2006/wordml" mc:Ignorable="w14 w15 w16se w16cid w16 w16cex w16sdtdh w16sdtfl w16du wp14">
   <w:abstractNum w:abstractNumId="0" w15:restartNumberingAfterBreak="0">
     <w:nsid w:val="FFFFFF89"/>
     <w:multiLevelType w:val="singleLevel"/>
@@ -15860,124 +15345,124 @@
       </w:rPr>
     </w:lvl>
   </w:abstractNum>
-  <w:num w:numId="1">
+  <w:num w:numId="1" w16cid:durableId="32775973">
     <w:abstractNumId w:val="38"/>
   </w:num>
-  <w:num w:numId="2">
+  <w:num w:numId="2" w16cid:durableId="471800142">
     <w:abstractNumId w:val="0"/>
   </w:num>
-  <w:num w:numId="3">
+  <w:num w:numId="3" w16cid:durableId="2084598681">
     <w:abstractNumId w:val="9"/>
   </w:num>
-  <w:num w:numId="4">
+  <w:num w:numId="4" w16cid:durableId="719864289">
     <w:abstractNumId w:val="25"/>
   </w:num>
-  <w:num w:numId="5">
+  <w:num w:numId="5" w16cid:durableId="1275748034">
     <w:abstractNumId w:val="18"/>
   </w:num>
-  <w:num w:numId="6">
+  <w:num w:numId="6" w16cid:durableId="1727412539">
     <w:abstractNumId w:val="24"/>
   </w:num>
-  <w:num w:numId="7">
+  <w:num w:numId="7" w16cid:durableId="903569161">
     <w:abstractNumId w:val="2"/>
   </w:num>
-  <w:num w:numId="8">
+  <w:num w:numId="8" w16cid:durableId="812793093">
     <w:abstractNumId w:val="11"/>
   </w:num>
-  <w:num w:numId="9">
+  <w:num w:numId="9" w16cid:durableId="537351145">
     <w:abstractNumId w:val="22"/>
   </w:num>
-  <w:num w:numId="10">
+  <w:num w:numId="10" w16cid:durableId="1847787878">
     <w:abstractNumId w:val="28"/>
   </w:num>
-  <w:num w:numId="11">
+  <w:num w:numId="11" w16cid:durableId="378632615">
     <w:abstractNumId w:val="34"/>
   </w:num>
-  <w:num w:numId="12">
+  <w:num w:numId="12" w16cid:durableId="207108935">
     <w:abstractNumId w:val="1"/>
   </w:num>
-  <w:num w:numId="13">
+  <w:num w:numId="13" w16cid:durableId="1733188421">
     <w:abstractNumId w:val="26"/>
   </w:num>
-  <w:num w:numId="14">
+  <w:num w:numId="14" w16cid:durableId="909659214">
     <w:abstractNumId w:val="29"/>
   </w:num>
-  <w:num w:numId="15">
+  <w:num w:numId="15" w16cid:durableId="2004626834">
     <w:abstractNumId w:val="12"/>
   </w:num>
-  <w:num w:numId="16">
+  <w:num w:numId="16" w16cid:durableId="2140414786">
     <w:abstractNumId w:val="10"/>
   </w:num>
-  <w:num w:numId="17">
+  <w:num w:numId="17" w16cid:durableId="1484589201">
     <w:abstractNumId w:val="15"/>
   </w:num>
-  <w:num w:numId="18">
+  <w:num w:numId="18" w16cid:durableId="1668022922">
     <w:abstractNumId w:val="27"/>
   </w:num>
-  <w:num w:numId="19">
+  <w:num w:numId="19" w16cid:durableId="965349858">
     <w:abstractNumId w:val="37"/>
   </w:num>
-  <w:num w:numId="20">
+  <w:num w:numId="20" w16cid:durableId="271089279">
     <w:abstractNumId w:val="8"/>
   </w:num>
-  <w:num w:numId="21">
+  <w:num w:numId="21" w16cid:durableId="1049961709">
     <w:abstractNumId w:val="6"/>
   </w:num>
-  <w:num w:numId="22">
+  <w:num w:numId="22" w16cid:durableId="380790115">
     <w:abstractNumId w:val="14"/>
   </w:num>
-  <w:num w:numId="23">
+  <w:num w:numId="23" w16cid:durableId="1007560566">
     <w:abstractNumId w:val="7"/>
   </w:num>
-  <w:num w:numId="24">
+  <w:num w:numId="24" w16cid:durableId="1961641196">
     <w:abstractNumId w:val="23"/>
   </w:num>
-  <w:num w:numId="25">
+  <w:num w:numId="25" w16cid:durableId="1943567299">
     <w:abstractNumId w:val="21"/>
   </w:num>
-  <w:num w:numId="26">
+  <w:num w:numId="26" w16cid:durableId="605817751">
     <w:abstractNumId w:val="30"/>
   </w:num>
-  <w:num w:numId="27">
+  <w:num w:numId="27" w16cid:durableId="1795368365">
     <w:abstractNumId w:val="17"/>
   </w:num>
-  <w:num w:numId="28">
+  <w:num w:numId="28" w16cid:durableId="1036855985">
     <w:abstractNumId w:val="3"/>
   </w:num>
-  <w:num w:numId="29">
+  <w:num w:numId="29" w16cid:durableId="1884634208">
     <w:abstractNumId w:val="5"/>
   </w:num>
-  <w:num w:numId="30">
+  <w:num w:numId="30" w16cid:durableId="837573898">
     <w:abstractNumId w:val="19"/>
   </w:num>
-  <w:num w:numId="31">
+  <w:num w:numId="31" w16cid:durableId="381297038">
     <w:abstractNumId w:val="36"/>
   </w:num>
-  <w:num w:numId="32">
+  <w:num w:numId="32" w16cid:durableId="1551302773">
     <w:abstractNumId w:val="35"/>
   </w:num>
-  <w:num w:numId="33">
+  <w:num w:numId="33" w16cid:durableId="420486992">
     <w:abstractNumId w:val="32"/>
   </w:num>
-  <w:num w:numId="34">
+  <w:num w:numId="34" w16cid:durableId="989794279">
     <w:abstractNumId w:val="16"/>
   </w:num>
-  <w:num w:numId="35">
+  <w:num w:numId="35" w16cid:durableId="1685089009">
     <w:abstractNumId w:val="13"/>
   </w:num>
-  <w:num w:numId="36">
+  <w:num w:numId="36" w16cid:durableId="1832483034">
     <w:abstractNumId w:val="33"/>
   </w:num>
-  <w:num w:numId="37">
+  <w:num w:numId="37" w16cid:durableId="1319207">
     <w:abstractNumId w:val="39"/>
   </w:num>
-  <w:num w:numId="38">
+  <w:num w:numId="38" w16cid:durableId="1905943379">
     <w:abstractNumId w:val="20"/>
   </w:num>
-  <w:num w:numId="39">
+  <w:num w:numId="39" w16cid:durableId="1666661514">
     <w:abstractNumId w:val="4"/>
   </w:num>
-  <w:num w:numId="40">
+  <w:num w:numId="40" w16cid:durableId="173036783">
     <w:abstractNumId w:val="31"/>
   </w:num>
   <w:numIdMacAtCleanup w:val="39"/>
@@ -15985,7 +15470,7 @@
 </file>
 
 <file path=word/styles.xml><?xml version="1.0" encoding="utf-8"?>
-<w:styles xmlns:mc="http://schemas.openxmlformats.org/markup-compatibility/2006" xmlns:r="http://schemas.openxmlformats.org/officeDocument/2006/relationships" xmlns:w="http://schemas.openxmlformats.org/wordprocessingml/2006/main" xmlns:w14="http://schemas.microsoft.com/office/word/2010/wordml" xmlns:w15="http://schemas.microsoft.com/office/word/2012/wordml" xmlns:w16cex="http://schemas.microsoft.com/office/word/2018/wordml/cex" xmlns:w16cid="http://schemas.microsoft.com/office/word/2016/wordml/cid" xmlns:w16="http://schemas.microsoft.com/office/word/2018/wordml" xmlns:w16sdtdh="http://schemas.microsoft.com/office/word/2020/wordml/sdtdatahash" xmlns:w16se="http://schemas.microsoft.com/office/word/2015/wordml/symex" mc:Ignorable="w14 w15 w16se w16cid w16 w16cex w16sdtdh">
+<w:styles xmlns:mc="http://schemas.openxmlformats.org/markup-compatibility/2006" xmlns:r="http://schemas.openxmlformats.org/officeDocument/2006/relationships" xmlns:w="http://schemas.openxmlformats.org/wordprocessingml/2006/main" xmlns:w14="http://schemas.microsoft.com/office/word/2010/wordml" xmlns:w15="http://schemas.microsoft.com/office/word/2012/wordml" xmlns:w16cex="http://schemas.microsoft.com/office/word/2018/wordml/cex" xmlns:w16cid="http://schemas.microsoft.com/office/word/2016/wordml/cid" xmlns:w16="http://schemas.microsoft.com/office/word/2018/wordml" xmlns:w16sdtdh="http://schemas.microsoft.com/office/word/2020/wordml/sdtdatahash" xmlns:w16sdtfl="http://schemas.microsoft.com/office/word/2024/wordml/sdtformatlock" xmlns:w16se="http://schemas.microsoft.com/office/word/2015/wordml/symex" xmlns:w16du="http://schemas.microsoft.com/office/word/2023/wordml/word16du" mc:Ignorable="w14 w15 w16se w16cid w16 w16cex w16sdtdh w16sdtfl w16du">
   <w:docDefaults>
     <w:rPrDefault>
       <w:rPr>
@@ -17333,7 +16818,7 @@
       </w:rPr>
     </w:tblStylePr>
   </w:style>
-  <w:style w:type="character" w:styleId="Textoennegrita">
+  <w:style w:type="character" w:styleId="Fuerte">
     <w:name w:val="Strong"/>
     <w:basedOn w:val="Fuentedeprrafopredeter"/>
     <w:uiPriority w:val="22"/>
@@ -17736,19 +17221,6 @@
 </file>
 
 <file path=customXml/item1.xml><?xml version="1.0" encoding="utf-8"?>
-<?mso-contentType ?>
-<FormTemplates xmlns="http://schemas.microsoft.com/sharepoint/v3/contenttype/forms">
-  <Display>DocumentLibraryForm</Display>
-  <Edit>DocumentLibraryForm</Edit>
-  <New>DocumentLibraryForm</New>
-</FormTemplates>
-</file>
-
-<file path=customXml/item2.xml><?xml version="1.0" encoding="utf-8"?>
-<b:Sources xmlns:b="http://schemas.openxmlformats.org/officeDocument/2006/bibliography" xmlns="http://schemas.openxmlformats.org/officeDocument/2006/bibliography" SelectedStyle="\APASixthEditionOfficeOnline.xsl" StyleName="APA" Version="6"/>
-</file>
-
-<file path=customXml/item3.xml><?xml version="1.0" encoding="utf-8"?>
 <ct:contentTypeSchema xmlns:ct="http://schemas.microsoft.com/office/2006/metadata/contentType" xmlns:ma="http://schemas.microsoft.com/office/2006/metadata/properties/metaAttributes" ct:_="" ma:_="" ma:contentTypeName="Documento" ma:contentTypeID="0x0101006A81D6BD42E8DF4C91013959704817E1" ma:contentTypeVersion="15" ma:contentTypeDescription="Crear nuevo documento." ma:contentTypeScope="" ma:versionID="bf4f72ffd194f0963ff564daca6869f7">
   <xsd:schema xmlns:xsd="http://www.w3.org/2001/XMLSchema" xmlns:xs="http://www.w3.org/2001/XMLSchema" xmlns:p="http://schemas.microsoft.com/office/2006/metadata/properties" xmlns:ns2="13c90a0b-73bc-4dc0-be5f-28d77b615beb" xmlns:ns3="13c93bba-48ce-428c-bfe5-88b42c19b028" targetNamespace="http://schemas.microsoft.com/office/2006/metadata/properties" ma:root="true" ma:fieldsID="8718d6f4873a5b1392a45044efa78385" ns2:_="" ns3:_="">
     <xsd:import namespace="13c90a0b-73bc-4dc0-be5f-28d77b615beb"/>
@@ -17983,6 +17455,19 @@
 </ct:contentTypeSchema>
 </file>
 
+<file path=customXml/item2.xml><?xml version="1.0" encoding="utf-8"?>
+<b:Sources xmlns:b="http://schemas.openxmlformats.org/officeDocument/2006/bibliography" xmlns="http://schemas.openxmlformats.org/officeDocument/2006/bibliography" SelectedStyle="\APASixthEditionOfficeOnline.xsl" StyleName="APA" Version="6"/>
+</file>
+
+<file path=customXml/item3.xml><?xml version="1.0" encoding="utf-8"?>
+<?mso-contentType ?>
+<FormTemplates xmlns="http://schemas.microsoft.com/sharepoint/v3/contenttype/forms">
+  <Display>DocumentLibraryForm</Display>
+  <Edit>DocumentLibraryForm</Edit>
+  <New>DocumentLibraryForm</New>
+</FormTemplates>
+</file>
+
 <file path=customXml/item4.xml><?xml version="1.0" encoding="utf-8"?>
 <p:properties xmlns:p="http://schemas.microsoft.com/office/2006/metadata/properties" xmlns:xsi="http://www.w3.org/2001/XMLSchema-instance" xmlns:pc="http://schemas.microsoft.com/office/infopath/2007/PartnerControls">
   <documentManagement>
@@ -17995,22 +17480,6 @@
 </file>
 
 <file path=customXml/itemProps1.xml><?xml version="1.0" encoding="utf-8"?>
-<ds:datastoreItem xmlns:ds="http://schemas.openxmlformats.org/officeDocument/2006/customXml" ds:itemID="{10663269-2064-4804-8290-36D4A57F5557}">
-  <ds:schemaRefs>
-    <ds:schemaRef ds:uri="http://schemas.microsoft.com/sharepoint/v3/contenttype/forms"/>
-  </ds:schemaRefs>
-</ds:datastoreItem>
-</file>
-
-<file path=customXml/itemProps2.xml><?xml version="1.0" encoding="utf-8"?>
-<ds:datastoreItem xmlns:ds="http://schemas.openxmlformats.org/officeDocument/2006/customXml" ds:itemID="{EAE431FD-7059-4C09-804B-C9D69EB7B213}">
-  <ds:schemaRefs>
-    <ds:schemaRef ds:uri="http://schemas.openxmlformats.org/officeDocument/2006/bibliography"/>
-  </ds:schemaRefs>
-</ds:datastoreItem>
-</file>
-
-<file path=customXml/itemProps3.xml><?xml version="1.0" encoding="utf-8"?>
 <ds:datastoreItem xmlns:ds="http://schemas.openxmlformats.org/officeDocument/2006/customXml" ds:itemID="{EADAB60A-EA14-4654-8E1C-CA5E0739A44D}">
   <ds:schemaRefs>
     <ds:schemaRef ds:uri="http://schemas.microsoft.com/office/2006/metadata/contentType"/>
@@ -18029,6 +17498,22 @@
 </ds:datastoreItem>
 </file>
 
+<file path=customXml/itemProps2.xml><?xml version="1.0" encoding="utf-8"?>
+<ds:datastoreItem xmlns:ds="http://schemas.openxmlformats.org/officeDocument/2006/customXml" ds:itemID="{EAE431FD-7059-4C09-804B-C9D69EB7B213}">
+  <ds:schemaRefs>
+    <ds:schemaRef ds:uri="http://schemas.openxmlformats.org/officeDocument/2006/bibliography"/>
+  </ds:schemaRefs>
+</ds:datastoreItem>
+</file>
+
+<file path=customXml/itemProps3.xml><?xml version="1.0" encoding="utf-8"?>
+<ds:datastoreItem xmlns:ds="http://schemas.openxmlformats.org/officeDocument/2006/customXml" ds:itemID="{10663269-2064-4804-8290-36D4A57F5557}">
+  <ds:schemaRefs>
+    <ds:schemaRef ds:uri="http://schemas.microsoft.com/sharepoint/v3/contenttype/forms"/>
+  </ds:schemaRefs>
+</ds:datastoreItem>
+</file>
+
 <file path=customXml/itemProps4.xml><?xml version="1.0" encoding="utf-8"?>
 <ds:datastoreItem xmlns:ds="http://schemas.openxmlformats.org/officeDocument/2006/customXml" ds:itemID="{1279454D-02BE-4A9C-A117-DCD1573E2608}">
   <ds:schemaRefs>
